--- a/documentation/raw.docx
+++ b/documentation/raw.docx
@@ -950,21 +950,7 @@
             <w:sz w:val="32"/>
             <w:szCs w:val="32"/>
           </w:rPr>
-          <w:t>exa</w:t>
-        </w:r>
-        <w:r>
-          <w:rPr>
-            <w:sz w:val="32"/>
-            <w:szCs w:val="32"/>
-          </w:rPr>
-          <w:t>m</w:t>
-        </w:r>
-        <w:r>
-          <w:rPr>
-            <w:sz w:val="32"/>
-            <w:szCs w:val="32"/>
-          </w:rPr>
-          <w:t>ple.com</w:t>
+          <w:t>example.com</w:t>
         </w:r>
       </w:hyperlink>
       <w:r>
@@ -1145,10 +1131,8 @@
       <w:hyperlink r:id="rId8">
         <w:r>
           <w:rPr>
-            <w:color w:val="1155CC"/>
             <w:sz w:val="32"/>
             <w:szCs w:val="32"/>
-            <w:u w:val="single"/>
           </w:rPr>
           <w:t>site1.com</w:t>
         </w:r>
@@ -1165,10 +1149,8 @@
       <w:hyperlink r:id="rId10">
         <w:r>
           <w:rPr>
-            <w:color w:val="1155CC"/>
             <w:sz w:val="32"/>
             <w:szCs w:val="32"/>
-            <w:u w:val="single"/>
           </w:rPr>
           <w:t>www.site1.com</w:t>
         </w:r>
@@ -1362,10 +1344,8 @@
       <w:hyperlink r:id="rId11">
         <w:r>
           <w:rPr>
-            <w:color w:val="1155CC"/>
             <w:sz w:val="32"/>
             <w:szCs w:val="32"/>
-            <w:u w:val="single"/>
           </w:rPr>
           <w:t>2</w:t>
         </w:r>
@@ -1380,10 +1360,8 @@
       <w:hyperlink r:id="rId12">
         <w:r>
           <w:rPr>
-            <w:color w:val="1155CC"/>
             <w:sz w:val="32"/>
             <w:szCs w:val="32"/>
-            <w:u w:val="single"/>
           </w:rPr>
           <w:t>2</w:t>
         </w:r>
